--- a/fixtures/example-medical/example-medical-resume-letter.docx
+++ b/fixtures/example-medical/example-medical-resume-letter.docx
@@ -86,7 +86,7 @@
           <w:bCs w:val="1"/>
           <w:rtl w:val="0"/>
         </w:rPr>
-        <w:t xml:space="preserve">Lake Erie College of Medicine</w:t>
+        <w:t xml:space="preserve">Wendlow College of Medicine</w:t>
       </w:r>
       <w:r>
         <w:rPr>
@@ -282,7 +282,7 @@
           <w:bCs w:val="1"/>
           <w:rtl w:val="0"/>
         </w:rPr>
-        <w:t xml:space="preserve">Lake Erie College of Medicine</w:t>
+        <w:t xml:space="preserve">Wendlow College of Medicine</w:t>
       </w:r>
       <w:r>
         <w:rPr>
@@ -332,7 +332,7 @@
         <w:rPr>
           <w:rtl w:val="0"/>
         </w:rPr>
-        <w:t xml:space="preserve">In the cardiology division, reviewed 410 charts for a study of readmissions after heart failure discharge; abstract accepted at a national cardiology meeting</w:t>
+        <w:t xml:space="preserve">In the cardiology division, reviewed 410 charts for a study of 30-day readmissions after heart failure discharge; first-author poster presented at a national cardiology meeting, Nov 2025</w:t>
       </w:r>
     </w:p>
     <w:p>
@@ -368,7 +368,7 @@
         <w:rPr>
           <w:rtl w:val="0"/>
         </w:rPr>
-        <w:t xml:space="preserve">Ran the statistical analysis in R and drafted the methods section of the manuscript, now under review</w:t>
+        <w:t xml:space="preserve">Ran the statistical analysis in R and drafted the methods section of the study manuscript, submitted to a cardiology journal and under review</w:t>
       </w:r>
     </w:p>
     <w:p>
@@ -474,7 +474,7 @@
           <w:bCs w:val="1"/>
           <w:rtl w:val="0"/>
         </w:rPr>
-        <w:t xml:space="preserve">Queen City Ambulance Service</w:t>
+        <w:t xml:space="preserve">Riverbell Ambulance Service</w:t>
       </w:r>
       <w:r>
         <w:rPr>

--- a/fixtures/example-medical/example-medical-resume-letter.docx
+++ b/fixtures/example-medical/example-medical-resume-letter.docx
@@ -31,7 +31,7 @@
           <w:rPr>
             <w:rtl w:val="0"/>
           </w:rPr>
-          <w:t xml:space="preserve">omar.haddad@email.com</w:t>
+          <w:t xml:space="preserve">omar.haddad@example.com</w:t>
         </w:r>
       </w:hyperlink>
       <w:r>
